--- a/GestionFaltasDocentes/templates/Faltas_plantilla_ajustada.docx
+++ b/GestionFaltasDocentes/templates/Faltas_plantilla_ajustada.docx
@@ -1942,7 +1942,7 @@
           <w:sz w:val="17"/>
           <w:u w:val="none"/>
         </w:rPr>
-        <w:t>Calatayud, a ____ de __________________ de 20____</w:t>
+        <w:t>Calatayud, a &lt;&lt;FECHADOCUMENTO&gt;&gt;</w:t>
       </w:r>
     </w:p>
     <w:tbl>
